--- a/Sostenibilidad/Ev1/EjerciciosSostenibilidadTema2.docx
+++ b/Sostenibilidad/Ev1/EjerciciosSostenibilidadTema2.docx
@@ -37,14 +37,207 @@
       </w:r>
     </w:p>
     <w:p>
+      <w:pPr>
+        <w:pStyle w:val="NormalWeb"/>
+        <w:numPr>
+          <w:ilvl w:val="0"/>
+          <w:numId w:val="1"/>
+        </w:numPr>
+        <w:rPr>
+          <w:rFonts w:asciiTheme="minorHAnsi" w:hAnsiTheme="minorHAnsi" w:cstheme="minorHAnsi"/>
+          <w:b/>
+        </w:rPr>
+      </w:pPr>
+      <w:r>
+        <w:rPr>
+          <w:rStyle w:val="Textoennegrita"/>
+          <w:rFonts w:asciiTheme="minorHAnsi" w:eastAsiaTheme="majorEastAsia" w:hAnsiTheme="minorHAnsi" w:cstheme="minorHAnsi"/>
+          <w:b w:val="0"/>
+        </w:rPr>
+        <w:t xml:space="preserve">Metano </w:t>
+      </w:r>
+    </w:p>
+    <w:p>
+      <w:pPr>
+        <w:pStyle w:val="NormalWeb"/>
+        <w:numPr>
+          <w:ilvl w:val="0"/>
+          <w:numId w:val="1"/>
+        </w:numPr>
+        <w:rPr>
+          <w:rFonts w:asciiTheme="minorHAnsi" w:hAnsiTheme="minorHAnsi" w:cstheme="minorHAnsi"/>
+          <w:b/>
+        </w:rPr>
+      </w:pPr>
+      <w:r>
+        <w:rPr>
+          <w:rStyle w:val="Textoennegrita"/>
+          <w:rFonts w:asciiTheme="minorHAnsi" w:eastAsiaTheme="majorEastAsia" w:hAnsiTheme="minorHAnsi" w:cstheme="minorHAnsi"/>
+          <w:b w:val="0"/>
+        </w:rPr>
+        <w:t xml:space="preserve">Óxido nitroso </w:t>
+      </w:r>
+      <w:r>
+        <w:rPr>
+          <w:rFonts w:asciiTheme="minorHAnsi" w:hAnsiTheme="minorHAnsi" w:cstheme="minorHAnsi"/>
+          <w:b/>
+        </w:rPr>
+        <w:t xml:space="preserve"> </w:t>
+      </w:r>
+    </w:p>
+    <w:p>
+      <w:pPr>
+        <w:pStyle w:val="NormalWeb"/>
+        <w:numPr>
+          <w:ilvl w:val="0"/>
+          <w:numId w:val="1"/>
+        </w:numPr>
+        <w:rPr>
+          <w:rFonts w:asciiTheme="minorHAnsi" w:hAnsiTheme="minorHAnsi" w:cstheme="minorHAnsi"/>
+          <w:b/>
+        </w:rPr>
+      </w:pPr>
+      <w:r>
+        <w:rPr>
+          <w:rStyle w:val="Textoennegrita"/>
+          <w:rFonts w:asciiTheme="minorHAnsi" w:eastAsiaTheme="majorEastAsia" w:hAnsiTheme="minorHAnsi" w:cstheme="minorHAnsi"/>
+          <w:b w:val="0"/>
+        </w:rPr>
+        <w:t xml:space="preserve">Ozono </w:t>
+      </w:r>
+      <w:r>
+        <w:rPr>
+          <w:rFonts w:asciiTheme="minorHAnsi" w:hAnsiTheme="minorHAnsi" w:cstheme="minorHAnsi"/>
+          <w:b/>
+        </w:rPr>
+        <w:t xml:space="preserve"> </w:t>
+      </w:r>
+    </w:p>
+    <w:p>
+      <w:pPr>
+        <w:pStyle w:val="NormalWeb"/>
+        <w:numPr>
+          <w:ilvl w:val="0"/>
+          <w:numId w:val="1"/>
+        </w:numPr>
+        <w:rPr>
+          <w:rFonts w:asciiTheme="minorHAnsi" w:hAnsiTheme="minorHAnsi" w:cstheme="minorHAnsi"/>
+          <w:b/>
+        </w:rPr>
+      </w:pPr>
       <w:proofErr w:type="spellStart"/>
-      <w:proofErr w:type="gramStart"/>
-      <w:r>
-        <w:t>awda</w:t>
+      <w:r>
+        <w:rPr>
+          <w:rStyle w:val="Textoennegrita"/>
+          <w:rFonts w:asciiTheme="minorHAnsi" w:eastAsiaTheme="majorEastAsia" w:hAnsiTheme="minorHAnsi" w:cstheme="minorHAnsi"/>
+          <w:b w:val="0"/>
+        </w:rPr>
+        <w:t>Clorofluorocarbonos</w:t>
       </w:r>
       <w:proofErr w:type="spellEnd"/>
-      <w:proofErr w:type="gramEnd"/>
+      <w:r>
+        <w:rPr>
+          <w:rStyle w:val="Textoennegrita"/>
+          <w:rFonts w:asciiTheme="minorHAnsi" w:eastAsiaTheme="majorEastAsia" w:hAnsiTheme="minorHAnsi" w:cstheme="minorHAnsi"/>
+          <w:b w:val="0"/>
+        </w:rPr>
+        <w:t xml:space="preserve"> </w:t>
+      </w:r>
     </w:p>
+    <w:p>
+      <w:pPr>
+        <w:pStyle w:val="NormalWeb"/>
+        <w:numPr>
+          <w:ilvl w:val="0"/>
+          <w:numId w:val="1"/>
+        </w:numPr>
+        <w:rPr>
+          <w:rFonts w:asciiTheme="minorHAnsi" w:hAnsiTheme="minorHAnsi" w:cstheme="minorHAnsi"/>
+          <w:b/>
+        </w:rPr>
+      </w:pPr>
+      <w:proofErr w:type="spellStart"/>
+      <w:r>
+        <w:rPr>
+          <w:rStyle w:val="Textoennegrita"/>
+          <w:rFonts w:asciiTheme="minorHAnsi" w:eastAsiaTheme="majorEastAsia" w:hAnsiTheme="minorHAnsi" w:cstheme="minorHAnsi"/>
+          <w:b w:val="0"/>
+        </w:rPr>
+        <w:t>Hidrofluorocarbonos</w:t>
+      </w:r>
+      <w:proofErr w:type="spellEnd"/>
+      <w:r>
+        <w:rPr>
+          <w:rStyle w:val="Textoennegrita"/>
+          <w:rFonts w:asciiTheme="minorHAnsi" w:eastAsiaTheme="majorEastAsia" w:hAnsiTheme="minorHAnsi" w:cstheme="minorHAnsi"/>
+          <w:b w:val="0"/>
+        </w:rPr>
+        <w:t xml:space="preserve"> </w:t>
+      </w:r>
+    </w:p>
+    <w:p>
+      <w:pPr>
+        <w:pStyle w:val="NormalWeb"/>
+        <w:numPr>
+          <w:ilvl w:val="0"/>
+          <w:numId w:val="1"/>
+        </w:numPr>
+        <w:rPr>
+          <w:rFonts w:asciiTheme="minorHAnsi" w:hAnsiTheme="minorHAnsi" w:cstheme="minorHAnsi"/>
+          <w:b/>
+        </w:rPr>
+      </w:pPr>
+      <w:proofErr w:type="spellStart"/>
+      <w:r>
+        <w:rPr>
+          <w:rStyle w:val="Textoennegrita"/>
+          <w:rFonts w:asciiTheme="minorHAnsi" w:eastAsiaTheme="majorEastAsia" w:hAnsiTheme="minorHAnsi" w:cstheme="minorHAnsi"/>
+          <w:b w:val="0"/>
+        </w:rPr>
+        <w:t>Perfluorocarbonos</w:t>
+      </w:r>
+      <w:proofErr w:type="spellEnd"/>
+      <w:r>
+        <w:rPr>
+          <w:rStyle w:val="Textoennegrita"/>
+          <w:rFonts w:asciiTheme="minorHAnsi" w:eastAsiaTheme="majorEastAsia" w:hAnsiTheme="minorHAnsi" w:cstheme="minorHAnsi"/>
+          <w:b w:val="0"/>
+        </w:rPr>
+        <w:t xml:space="preserve"> </w:t>
+      </w:r>
+    </w:p>
+    <w:p>
+      <w:pPr>
+        <w:pStyle w:val="NormalWeb"/>
+        <w:numPr>
+          <w:ilvl w:val="0"/>
+          <w:numId w:val="1"/>
+        </w:numPr>
+        <w:rPr>
+          <w:rFonts w:asciiTheme="minorHAnsi" w:hAnsiTheme="minorHAnsi" w:cstheme="minorHAnsi"/>
+          <w:b/>
+        </w:rPr>
+      </w:pPr>
+      <w:proofErr w:type="spellStart"/>
+      <w:r>
+        <w:rPr>
+          <w:rStyle w:val="Textoennegrita"/>
+          <w:rFonts w:asciiTheme="minorHAnsi" w:eastAsiaTheme="majorEastAsia" w:hAnsiTheme="minorHAnsi" w:cstheme="minorHAnsi"/>
+          <w:b w:val="0"/>
+        </w:rPr>
+        <w:t>Hexafluoruro</w:t>
+      </w:r>
+      <w:proofErr w:type="spellEnd"/>
+      <w:r>
+        <w:rPr>
+          <w:rStyle w:val="Textoennegrita"/>
+          <w:rFonts w:asciiTheme="minorHAnsi" w:eastAsiaTheme="majorEastAsia" w:hAnsiTheme="minorHAnsi" w:cstheme="minorHAnsi"/>
+          <w:b w:val="0"/>
+        </w:rPr>
+        <w:t xml:space="preserve"> de azufre </w:t>
+      </w:r>
+    </w:p>
+    <w:p/>
     <w:p>
       <w:pPr>
         <w:pStyle w:val="Prrafodelista"/>
@@ -68,25 +261,106 @@
       </w:r>
       <w:proofErr w:type="spellEnd"/>
       <w:r>
-        <w:t xml:space="preserve"> so </w:t>
-      </w:r>
-      <w:proofErr w:type="spellStart"/>
-      <w:r>
-        <w:t>nsaludables</w:t>
-      </w:r>
-      <w:proofErr w:type="spellEnd"/>
-      <w:r>
-        <w:t xml:space="preserve"> y contribuyen a la sostenibilidad de la comunidad. Reflexiona a este respecto sobre el impacto de los viajes turísticos a países lejanos</w:t>
+        <w:t xml:space="preserve"> y</w:t>
+      </w:r>
+      <w:r>
+        <w:t xml:space="preserve"> n</w:t>
+      </w:r>
+      <w:r>
+        <w:t xml:space="preserve">o </w:t>
+      </w:r>
+      <w:r>
+        <w:t>saludables y contribuyen a la sostenibilidad de la comunidad. Reflexiona a este respecto sobre el impacto de los viajes turísticos a países lejanos</w:t>
       </w:r>
     </w:p>
     <w:p>
-      <w:proofErr w:type="spellStart"/>
-      <w:proofErr w:type="gramStart"/>
-      <w:r>
-        <w:t>adwqd</w:t>
-      </w:r>
-      <w:proofErr w:type="spellEnd"/>
-      <w:proofErr w:type="gramEnd"/>
+      <w:pPr>
+        <w:pStyle w:val="Prrafodelista"/>
+        <w:rPr>
+          <w:rStyle w:val="Textoennegrita"/>
+          <w:rFonts w:eastAsiaTheme="majorEastAsia" w:cstheme="minorHAnsi"/>
+        </w:rPr>
+      </w:pPr>
+    </w:p>
+    <w:p>
+      <w:pPr>
+        <w:pStyle w:val="Prrafodelista"/>
+      </w:pPr>
+      <w:r>
+        <w:rPr>
+          <w:rStyle w:val="Textoennegrita"/>
+          <w:rFonts w:eastAsiaTheme="majorEastAsia" w:cstheme="minorHAnsi"/>
+        </w:rPr>
+        <w:t xml:space="preserve">· </w:t>
+      </w:r>
+      <w:r>
+        <w:rPr>
+          <w:rStyle w:val="Textoennegrita"/>
+          <w:rFonts w:eastAsiaTheme="majorEastAsia" w:cstheme="minorHAnsi"/>
+        </w:rPr>
+        <w:t>Hábitos saludables:</w:t>
+      </w:r>
+      <w:r>
+        <w:rPr>
+          <w:rFonts w:cstheme="minorHAnsi"/>
+        </w:rPr>
+        <w:t xml:space="preserve"> ahorrar agua y energía, reciclar, usar transporte público o bicicleta, consumir productos locales.</w:t>
+      </w:r>
+      <w:r>
+        <w:rPr>
+          <w:rFonts w:cstheme="minorHAnsi"/>
+        </w:rPr>
+        <w:br/>
+      </w:r>
+      <w:r>
+        <w:rPr>
+          <w:rStyle w:val="Textoennegrita"/>
+          <w:rFonts w:eastAsiaTheme="majorEastAsia" w:cstheme="minorHAnsi"/>
+        </w:rPr>
+        <w:t xml:space="preserve">· </w:t>
+      </w:r>
+      <w:r>
+        <w:rPr>
+          <w:rStyle w:val="Textoennegrita"/>
+          <w:rFonts w:eastAsiaTheme="majorEastAsia" w:cstheme="minorHAnsi"/>
+        </w:rPr>
+        <w:t>Hábitos no saludables:</w:t>
+      </w:r>
+      <w:r>
+        <w:rPr>
+          <w:rFonts w:cstheme="minorHAnsi"/>
+        </w:rPr>
+        <w:t xml:space="preserve"> usar mucho el coche, desperdiciar recursos, generar muchos residuos.</w:t>
+      </w:r>
+    </w:p>
+    <w:p>
+      <w:pPr>
+        <w:pStyle w:val="NormalWeb"/>
+        <w:ind w:left="720"/>
+        <w:rPr>
+          <w:rFonts w:asciiTheme="minorHAnsi" w:hAnsiTheme="minorHAnsi" w:cstheme="minorHAnsi"/>
+        </w:rPr>
+      </w:pPr>
+      <w:r>
+        <w:rPr>
+          <w:rStyle w:val="Textoennegrita"/>
+          <w:rFonts w:asciiTheme="minorHAnsi" w:eastAsiaTheme="majorEastAsia" w:hAnsiTheme="minorHAnsi" w:cstheme="minorHAnsi"/>
+        </w:rPr>
+        <w:t xml:space="preserve">· </w:t>
+      </w:r>
+      <w:r>
+        <w:rPr>
+          <w:rStyle w:val="Textoennegrita"/>
+          <w:rFonts w:asciiTheme="minorHAnsi" w:eastAsiaTheme="majorEastAsia" w:hAnsiTheme="minorHAnsi" w:cstheme="minorHAnsi"/>
+        </w:rPr>
+        <w:t>Viajes turísticos lejanos:</w:t>
+      </w:r>
+      <w:r>
+        <w:rPr>
+          <w:rFonts w:asciiTheme="minorHAnsi" w:hAnsiTheme="minorHAnsi" w:cstheme="minorHAnsi"/>
+        </w:rPr>
+        <w:t xml:space="preserve"> los viajes en avión contaminan mucho y afectan al medio ambiente y a las comunidades locales, por lo que es mejor viajar de forma responsable.</w:t>
+      </w:r>
     </w:p>
     <w:p>
       <w:pPr>
@@ -1284,6 +1558,23 @@
       <w:u w:val="single"/>
     </w:rPr>
   </w:style>
+  <w:style w:type="paragraph" w:styleId="NormalWeb">
+    <w:name w:val="Normal (Web)"/>
+    <w:basedOn w:val="Normal"/>
+    <w:uiPriority w:val="99"/>
+    <w:semiHidden/>
+    <w:unhideWhenUsed/>
+    <w:rsid w:val="003F7ECD"/>
+    <w:pPr>
+      <w:spacing w:before="100" w:beforeAutospacing="1" w:after="100" w:afterAutospacing="1" w:line="240" w:lineRule="auto"/>
+    </w:pPr>
+    <w:rPr>
+      <w:rFonts w:ascii="Times New Roman" w:eastAsia="Times New Roman" w:hAnsi="Times New Roman" w:cs="Times New Roman"/>
+      <w:sz w:val="24"/>
+      <w:szCs w:val="24"/>
+      <w:lang w:eastAsia="es-ES"/>
+    </w:rPr>
+  </w:style>
 </w:styles>
 </file>
 
